--- a/Product backlog.docx
+++ b/Product backlog.docx
@@ -26,7 +26,7 @@
           </w:tcPr>
           <w:p>
             <w:r>
-              <w:t xml:space="preserve"> N’ Sprint </w:t>
+              <w:t xml:space="preserve"> N’Sprint </w:t>
             </w:r>
           </w:p>
         </w:tc>
@@ -76,7 +76,13 @@
           </w:tcPr>
           <w:p>
             <w:r>
-              <w:t>priorité</w:t>
+              <w:t>P</w:t>
+            </w:r>
+            <w:r>
+              <w:t>riorité</w:t>
+            </w:r>
+            <w:r>
+              <w:t xml:space="preserve"> </w:t>
             </w:r>
           </w:p>
         </w:tc>
@@ -123,10 +129,11 @@
             <w:r>
               <w:t>En tant qu’utilisateur, il est nécessaire</w:t>
             </w:r>
-          </w:p>
-          <w:p>
-            <w:r>
-              <w:t>de s’authentifier avec mon adresse e-mail et mon mot de passe afin d’accéder à mon interface spécifique .</w:t>
+            <w:r>
+              <w:t xml:space="preserve"> </w:t>
+            </w:r>
+            <w:r>
+              <w:t>de s’authentifier avec mon adresse e-mail et mon mot de passe afin d’accéder à mon interface spécifique.</w:t>
             </w:r>
           </w:p>
         </w:tc>
@@ -303,7 +310,7 @@
           </w:tcPr>
           <w:p>
             <w:r>
-              <w:t>En tant qu’administrateur, je veux gérer les comptes  (consulter, ajouter, modifier, supprimer) afin d’administrer les utilisateurs du système.</w:t>
+              <w:t>En tant qu’administrateur, je veux gérer les comptes (consulter, ajouter, modifier, supprimer) afin d’administrer les utilisateurs du système.</w:t>
             </w:r>
           </w:p>
         </w:tc>
@@ -575,7 +582,7 @@
           </w:tcPr>
           <w:p>
             <w:r>
-              <w:t xml:space="preserve">Gestion de la boutique </w:t>
+              <w:t>Gestion de la boutique</w:t>
             </w:r>
           </w:p>
         </w:tc>
@@ -636,6 +643,9 @@
             <w:r>
               <w:t>Gérer le panier</w:t>
             </w:r>
+            <w:r>
+              <w:t xml:space="preserve"> </w:t>
+            </w:r>
           </w:p>
         </w:tc>
         <w:tc>
@@ -657,7 +667,13 @@
           </w:tcPr>
           <w:p>
             <w:r>
-              <w:t>En tant qu’utilisateur (visiteur ou client), je veux ajouter, modifier et supprimer des produits dans mon panier afin de préparer une éventuelle commande.</w:t>
+              <w:t xml:space="preserve">En tant qu’utilisateur (visiteur </w:t>
+            </w:r>
+            <w:r>
+              <w:t>/</w:t>
+            </w:r>
+            <w:r>
+              <w:t>client), je veux ajouter, modifier et supprimer des produits dans mon panier afin de préparer une éventuelle commande.</w:t>
             </w:r>
           </w:p>
         </w:tc>
@@ -716,7 +732,19 @@
           </w:tcPr>
           <w:p>
             <w:r>
-              <w:t>En tant que client, je veux passer une commande, choisir un mode de paiement (virement bancaire, paiement à la livraison, D17) afin d’acheter des produits et consulter l’état de mes commandes afin de suivre leur progression.</w:t>
+              <w:t>En tant que client, je veux passer une commande, choisir un mode de paiement (virement bancaire</w:t>
+            </w:r>
+            <w:r>
+              <w:t>/</w:t>
+            </w:r>
+            <w:r>
+              <w:t xml:space="preserve"> paiement à la livraison</w:t>
+            </w:r>
+            <w:r>
+              <w:t>/</w:t>
+            </w:r>
+            <w:r>
+              <w:t>D17) afin d’acheter des produits et consulter l’état de mes commandes afin de suivre leur progression.</w:t>
             </w:r>
           </w:p>
         </w:tc>
@@ -801,13 +829,7 @@
           </w:tcPr>
           <w:p>
             <w:r>
-              <w:t xml:space="preserve">Sprint </w:t>
-            </w:r>
-            <w:r>
-              <w:t>2</w:t>
-            </w:r>
-            <w:r>
-              <w:t xml:space="preserve"> </w:t>
+              <w:t xml:space="preserve">Sprint 2 </w:t>
             </w:r>
           </w:p>
         </w:tc>
@@ -904,6 +926,9 @@
             <w:r>
               <w:t>Valider/refuser le paiement de l’abonnement du pot</w:t>
             </w:r>
+            <w:r>
+              <w:t xml:space="preserve"> </w:t>
+            </w:r>
           </w:p>
         </w:tc>
         <w:tc>
@@ -936,10 +961,7 @@
               <w:t>admin</w:t>
             </w:r>
             <w:r>
-              <w:t>, je veux valider ou refuser les paiements</w:t>
-            </w:r>
-            <w:r>
-              <w:t>.</w:t>
+              <w:t>, je veux valider ou refuser les paiements.</w:t>
             </w:r>
           </w:p>
         </w:tc>
@@ -965,38 +987,47 @@
           </w:tcPr>
           <w:p>
             <w:r>
+              <w:t>Sprint 3</w:t>
+            </w:r>
+          </w:p>
+        </w:tc>
+        <w:tc>
+          <w:tcPr>
+            <w:tcW w:w="2410" w:type="dxa"/>
+          </w:tcPr>
+          <w:p>
+            <w:r>
+              <w:t xml:space="preserve">Gestion des pots </w:t>
+            </w:r>
+          </w:p>
+        </w:tc>
+        <w:tc>
+          <w:tcPr>
+            <w:tcW w:w="993" w:type="dxa"/>
+          </w:tcPr>
+          <w:p>
+            <w:r>
+              <w:t>US11</w:t>
+            </w:r>
+          </w:p>
+        </w:tc>
+        <w:tc>
+          <w:tcPr>
+            <w:tcW w:w="4944" w:type="dxa"/>
+          </w:tcPr>
+          <w:p>
+            <w:r>
+              <w:t xml:space="preserve">En tant que client, je veux consulter les </w:t>
+            </w:r>
+            <w:r>
+              <w:t>paramètres temps</w:t>
+            </w:r>
+            <w:r>
+              <w:t xml:space="preserve"> réel de mon pot connecté (température, </w:t>
+            </w:r>
+            <w:r>
               <w:lastRenderedPageBreak/>
-              <w:t>Sprint 3</w:t>
-            </w:r>
-          </w:p>
-        </w:tc>
-        <w:tc>
-          <w:tcPr>
-            <w:tcW w:w="2410" w:type="dxa"/>
-          </w:tcPr>
-          <w:p>
-            <w:r>
-              <w:t xml:space="preserve">Gestion des pots </w:t>
-            </w:r>
-          </w:p>
-        </w:tc>
-        <w:tc>
-          <w:tcPr>
-            <w:tcW w:w="993" w:type="dxa"/>
-          </w:tcPr>
-          <w:p>
-            <w:r>
-              <w:t>US11</w:t>
-            </w:r>
-          </w:p>
-        </w:tc>
-        <w:tc>
-          <w:tcPr>
-            <w:tcW w:w="4944" w:type="dxa"/>
-          </w:tcPr>
-          <w:p>
-            <w:r>
-              <w:t xml:space="preserve">En tant que client, je veux consulter les paramètres  temps réel de mon pot connecté (température, humidité sol et humidité air) en déclenchant son irrigation (à distance ou auto). </w:t>
+              <w:t xml:space="preserve">humidité sol et humidité air) en déclenchant son irrigation (à distance ou auto). </w:t>
             </w:r>
           </w:p>
           <w:p>
@@ -1029,6 +1060,7 @@
           </w:tcPr>
           <w:p>
             <w:r>
+              <w:lastRenderedPageBreak/>
               <w:t>Haute</w:t>
             </w:r>
           </w:p>
@@ -1141,7 +1173,15 @@
           </w:tcPr>
           <w:p>
             <w:r>
-              <w:t xml:space="preserve">En tant que client , je veux </w:t>
+              <w:t xml:space="preserve">En tant que </w:t>
+            </w:r>
+            <w:proofErr w:type="gramStart"/>
+            <w:r>
+              <w:t>client ,</w:t>
+            </w:r>
+            <w:proofErr w:type="gramEnd"/>
+            <w:r>
+              <w:t xml:space="preserve"> je veux </w:t>
             </w:r>
             <w:r>
               <w:rPr>
@@ -1233,7 +1273,15 @@
           </w:tcPr>
           <w:p>
             <w:r>
-              <w:t xml:space="preserve">En tant que client , je veux </w:t>
+              <w:t xml:space="preserve">En tant que </w:t>
+            </w:r>
+            <w:proofErr w:type="gramStart"/>
+            <w:r>
+              <w:t>client ,</w:t>
+            </w:r>
+            <w:proofErr w:type="gramEnd"/>
+            <w:r>
+              <w:t xml:space="preserve"> je veux </w:t>
             </w:r>
             <w:r>
               <w:rPr>

--- a/Product backlog.docx
+++ b/Product backlog.docx
@@ -1376,7 +1376,7 @@
           </w:tcPr>
           <w:p>
             <w:r>
-              <w:t xml:space="preserve">Sprint 3 </w:t>
+              <w:t>Sprint 4</w:t>
             </w:r>
           </w:p>
         </w:tc>
@@ -1386,7 +1386,10 @@
           </w:tcPr>
           <w:p>
             <w:r>
-              <w:t xml:space="preserve">Gérer le paiement de l’abonnement mensuel du pot </w:t>
+              <w:t xml:space="preserve">Accéder aux cours </w:t>
+            </w:r>
+            <w:r>
+              <w:t>en ligne</w:t>
             </w:r>
           </w:p>
         </w:tc>
@@ -1396,7 +1399,7 @@
           </w:tcPr>
           <w:p>
             <w:r>
-              <w:t>US15</w:t>
+              <w:t>US16</w:t>
             </w:r>
           </w:p>
         </w:tc>
@@ -1405,27 +1408,15 @@
             <w:tcW w:w="4944" w:type="dxa"/>
           </w:tcPr>
           <w:p>
-            <w:r>
-              <w:t xml:space="preserve">En tant que </w:t>
-            </w:r>
-            <w:r>
+            <w:pPr>
               <w:rPr>
                 <w:rStyle w:val="lev"/>
                 <w:b w:val="0"/>
                 <w:bCs w:val="0"/>
               </w:rPr>
-              <w:t>client</w:t>
-            </w:r>
-            <w:r>
-              <w:t>,</w:t>
-            </w:r>
-            <w:r>
-              <w:t xml:space="preserve"> je veux payer l’abonnement mensuel afin d’activer mon service.</w:t>
-            </w:r>
-          </w:p>
-          <w:p>
-            <w:r>
-              <w:t xml:space="preserve"> En tant qu’</w:t>
+            </w:pPr>
+            <w:r>
+              <w:t xml:space="preserve">En tant que </w:t>
             </w:r>
             <w:r>
               <w:rPr>
@@ -1433,10 +1424,100 @@
                 <w:b w:val="0"/>
                 <w:bCs w:val="0"/>
               </w:rPr>
-              <w:t>admin</w:t>
-            </w:r>
-            <w:r>
-              <w:t>, je veux valider ou refuser les paiements</w:t>
+              <w:t>client</w:t>
+            </w:r>
+            <w:r>
+              <w:t xml:space="preserve">, je veux </w:t>
+            </w:r>
+            <w:r>
+              <w:rPr>
+                <w:rStyle w:val="lev"/>
+                <w:b w:val="0"/>
+                <w:bCs w:val="0"/>
+              </w:rPr>
+              <w:t>accéder aux cours en</w:t>
+            </w:r>
+            <w:r>
+              <w:rPr>
+                <w:rStyle w:val="lev"/>
+              </w:rPr>
+              <w:t xml:space="preserve"> </w:t>
+            </w:r>
+            <w:r>
+              <w:rPr>
+                <w:rStyle w:val="lev"/>
+                <w:b w:val="0"/>
+                <w:bCs w:val="0"/>
+              </w:rPr>
+              <w:t>ligne</w:t>
+            </w:r>
+          </w:p>
+          <w:p>
+            <w:r>
+              <w:rPr>
+                <w:rStyle w:val="lev"/>
+                <w:b w:val="0"/>
+                <w:bCs w:val="0"/>
+              </w:rPr>
+              <w:t>Et passer</w:t>
+            </w:r>
+            <w:r>
+              <w:rPr>
+                <w:rStyle w:val="lev"/>
+                <w:b w:val="0"/>
+                <w:bCs w:val="0"/>
+              </w:rPr>
+              <w:t xml:space="preserve"> </w:t>
+            </w:r>
+            <w:r>
+              <w:rPr>
+                <w:rStyle w:val="lev"/>
+                <w:b w:val="0"/>
+                <w:bCs w:val="0"/>
+              </w:rPr>
+              <w:t>un examen</w:t>
+            </w:r>
+            <w:r>
+              <w:rPr>
+                <w:rStyle w:val="lev"/>
+              </w:rPr>
+              <w:t xml:space="preserve"> </w:t>
+            </w:r>
+            <w:r>
+              <w:rPr>
+                <w:rStyle w:val="lev"/>
+                <w:b w:val="0"/>
+                <w:bCs w:val="0"/>
+              </w:rPr>
+              <w:t>cer</w:t>
+            </w:r>
+            <w:r>
+              <w:rPr>
+                <w:rStyle w:val="lev"/>
+                <w:b w:val="0"/>
+                <w:bCs w:val="0"/>
+              </w:rPr>
+              <w:t>tifié à la fin de chaque cours</w:t>
+            </w:r>
+            <w:r>
+              <w:rPr>
+                <w:rStyle w:val="lev"/>
+                <w:b w:val="0"/>
+                <w:bCs w:val="0"/>
+              </w:rPr>
+              <w:t xml:space="preserve">  </w:t>
+            </w:r>
+            <w:r>
+              <w:t xml:space="preserve"> afin d’apprendre</w:t>
+            </w:r>
+            <w:r>
+              <w:t xml:space="preserve"> les techniques de maintenance des plantes</w:t>
+            </w:r>
+            <w:r>
+              <w:t xml:space="preserve"> et va</w:t>
+            </w:r>
+            <w:r>
+              <w:t>lider mes connaissances.</w:t>
             </w:r>
           </w:p>
         </w:tc>
@@ -1447,7 +1528,7 @@
           </w:tcPr>
           <w:p>
             <w:r>
-              <w:t>Haute</w:t>
+              <w:t>Moyenne</w:t>
             </w:r>
           </w:p>
         </w:tc>
@@ -1472,7 +1553,7 @@
           </w:tcPr>
           <w:p>
             <w:r>
-              <w:t>Accéder aux cours certifiés</w:t>
+              <w:t>Accéder aux jeux éducatifs</w:t>
             </w:r>
           </w:p>
         </w:tc>
@@ -1482,7 +1563,7 @@
           </w:tcPr>
           <w:p>
             <w:r>
-              <w:t>US16</w:t>
+              <w:t>US17</w:t>
             </w:r>
           </w:p>
         </w:tc>
@@ -1492,7 +1573,10 @@
           </w:tcPr>
           <w:p>
             <w:r>
-              <w:t xml:space="preserve">En tant que </w:t>
+              <w:t xml:space="preserve">En tant qu’utilisateur </w:t>
+            </w:r>
+            <w:r>
+              <w:t>(</w:t>
             </w:r>
             <w:r>
               <w:rPr>
@@ -1500,10 +1584,20 @@
                 <w:b w:val="0"/>
                 <w:bCs w:val="0"/>
               </w:rPr>
-              <w:t>client</w:t>
-            </w:r>
-            <w:r>
-              <w:t xml:space="preserve">, je veux </w:t>
+              <w:t>client ou visiteur</w:t>
+            </w:r>
+            <w:r>
+              <w:t>)</w:t>
+            </w:r>
+            <w:r>
+              <w:rPr>
+                <w:b/>
+                <w:bCs/>
+              </w:rPr>
+              <w:t>,</w:t>
+            </w:r>
+            <w:r>
+              <w:t xml:space="preserve"> je veux </w:t>
             </w:r>
             <w:r>
               <w:rPr>
@@ -1511,24 +1605,13 @@
                 <w:b w:val="0"/>
                 <w:bCs w:val="0"/>
               </w:rPr>
-              <w:t>accéder aux cours en</w:t>
-            </w:r>
-            <w:r>
-              <w:rPr>
-                <w:rStyle w:val="lev"/>
-              </w:rPr>
-              <w:t xml:space="preserve"> </w:t>
-            </w:r>
-            <w:r>
-              <w:rPr>
-                <w:rStyle w:val="lev"/>
-                <w:b w:val="0"/>
-                <w:bCs w:val="0"/>
-              </w:rPr>
-              <w:t>ligne et passer des examens certifiés</w:t>
-            </w:r>
-            <w:r>
-              <w:t xml:space="preserve"> afin d’apprendre et valider mes compétences</w:t>
+              <w:t>jouer à des jeux éducatifs</w:t>
+            </w:r>
+            <w:r>
+              <w:t xml:space="preserve"> afin d’apprendre de manière interactive</w:t>
+            </w:r>
+            <w:r>
+              <w:t>.</w:t>
             </w:r>
           </w:p>
         </w:tc>
@@ -1539,7 +1622,7 @@
           </w:tcPr>
           <w:p>
             <w:r>
-              <w:t>Haute</w:t>
+              <w:t xml:space="preserve">Basse </w:t>
             </w:r>
           </w:p>
         </w:tc>
@@ -1564,7 +1647,7 @@
           </w:tcPr>
           <w:p>
             <w:r>
-              <w:t>Accéder aux jeux éducatifs</w:t>
+              <w:t>Envoyer une réclamation</w:t>
             </w:r>
           </w:p>
         </w:tc>
@@ -1572,11 +1655,7 @@
           <w:tcPr>
             <w:tcW w:w="993" w:type="dxa"/>
           </w:tcPr>
-          <w:p>
-            <w:r>
-              <w:t>US17</w:t>
-            </w:r>
-          </w:p>
+          <w:p/>
         </w:tc>
         <w:tc>
           <w:tcPr>
@@ -1584,42 +1663,22 @@
           </w:tcPr>
           <w:p>
             <w:r>
-              <w:t xml:space="preserve">En tant qu’utilisateur </w:t>
-            </w:r>
-            <w:r>
-              <w:t>(</w:t>
-            </w:r>
-            <w:r>
-              <w:rPr>
-                <w:rStyle w:val="lev"/>
-                <w:b w:val="0"/>
-                <w:bCs w:val="0"/>
-              </w:rPr>
-              <w:t>client ou visiteur</w:t>
-            </w:r>
-            <w:r>
-              <w:t>)</w:t>
-            </w:r>
-            <w:r>
-              <w:rPr>
-                <w:b/>
-                <w:bCs/>
-              </w:rPr>
-              <w:t>,</w:t>
-            </w:r>
-            <w:r>
-              <w:t xml:space="preserve"> je veux </w:t>
-            </w:r>
-            <w:r>
-              <w:rPr>
-                <w:rStyle w:val="lev"/>
-                <w:b w:val="0"/>
-                <w:bCs w:val="0"/>
-              </w:rPr>
-              <w:t>jouer à des jeux éducatifs</w:t>
-            </w:r>
-            <w:r>
-              <w:t xml:space="preserve"> afin d’apprendre de manière interactive</w:t>
+              <w:t>En tant que client,</w:t>
+            </w:r>
+            <w:r>
+              <w:t xml:space="preserve"> je </w:t>
+            </w:r>
+            <w:r>
+              <w:t>veux</w:t>
+            </w:r>
+            <w:r>
+              <w:t xml:space="preserve"> envoyer une réclamation afin de signaler un </w:t>
+            </w:r>
+            <w:r>
+              <w:t>problème</w:t>
+            </w:r>
+            <w:r>
+              <w:t xml:space="preserve"> ou poser une question.</w:t>
             </w:r>
           </w:p>
         </w:tc>
@@ -1655,7 +1714,13 @@
           </w:tcPr>
           <w:p>
             <w:r>
-              <w:t>Gérer les réclamations</w:t>
+              <w:t xml:space="preserve">Recevoir une </w:t>
+            </w:r>
+            <w:r>
+              <w:t xml:space="preserve">réponse à une </w:t>
+            </w:r>
+            <w:r>
+              <w:t>réclamation</w:t>
             </w:r>
           </w:p>
         </w:tc>
@@ -1663,11 +1728,7 @@
           <w:tcPr>
             <w:tcW w:w="993" w:type="dxa"/>
           </w:tcPr>
-          <w:p>
-            <w:r>
-              <w:t>US3</w:t>
-            </w:r>
-          </w:p>
+          <w:p/>
         </w:tc>
         <w:tc>
           <w:tcPr>
@@ -1675,12 +1736,26 @@
           </w:tcPr>
           <w:p>
             <w:r>
-              <w:t>En tant que client, je veux envoyer des réclamations et consulter les réponses afin de suivre mes demandes.</w:t>
-            </w:r>
-          </w:p>
-          <w:p>
-            <w:r>
-              <w:t>En tant qu’administrateur, je veux consulter et répondre aux réclamations afin d’assurer le suivi et la satisfaction des clients.</w:t>
+              <w:t xml:space="preserve">En tant que client, je </w:t>
+            </w:r>
+            <w:r>
+              <w:t>veux</w:t>
+            </w:r>
+            <w:r>
+              <w:t xml:space="preserve"> recevoir la réponse </w:t>
+            </w:r>
+            <w:r>
+              <w:t>à la</w:t>
+            </w:r>
+          </w:p>
+          <w:p>
+            <w:proofErr w:type="gramStart"/>
+            <w:r>
+              <w:t>réclamation</w:t>
+            </w:r>
+            <w:proofErr w:type="gramEnd"/>
+            <w:r>
+              <w:t xml:space="preserve"> envoyée afin de suivre son traitement.</w:t>
             </w:r>
           </w:p>
         </w:tc>
@@ -1691,7 +1766,63 @@
           </w:tcPr>
           <w:p>
             <w:r>
-              <w:t>Haute</w:t>
+              <w:t>Moyenne</w:t>
+            </w:r>
+          </w:p>
+        </w:tc>
+      </w:tr>
+      <w:tr>
+        <w:trPr>
+          <w:trHeight w:val="836"/>
+        </w:trPr>
+        <w:tc>
+          <w:tcPr>
+            <w:tcW w:w="1047" w:type="dxa"/>
+          </w:tcPr>
+          <w:p>
+            <w:r>
+              <w:t>Sprint 4</w:t>
+            </w:r>
+          </w:p>
+        </w:tc>
+        <w:tc>
+          <w:tcPr>
+            <w:tcW w:w="2410" w:type="dxa"/>
+          </w:tcPr>
+          <w:p>
+            <w:r>
+              <w:t>Gérer les réclamations</w:t>
+            </w:r>
+          </w:p>
+        </w:tc>
+        <w:tc>
+          <w:tcPr>
+            <w:tcW w:w="993" w:type="dxa"/>
+          </w:tcPr>
+          <w:p>
+            <w:r>
+              <w:t>US3</w:t>
+            </w:r>
+          </w:p>
+        </w:tc>
+        <w:tc>
+          <w:tcPr>
+            <w:tcW w:w="4944" w:type="dxa"/>
+          </w:tcPr>
+          <w:p>
+            <w:r>
+              <w:t>En tant qu’administrateur, je veux consulter et répondre aux réclamations afin d’assurer le suivi et la satisfaction des clients.</w:t>
+            </w:r>
+          </w:p>
+        </w:tc>
+        <w:tc>
+          <w:tcPr>
+            <w:tcW w:w="1151" w:type="dxa"/>
+            <w:shd w:val="clear" w:color="auto" w:fill="auto"/>
+          </w:tcPr>
+          <w:p>
+            <w:r>
+              <w:t>Moyenne</w:t>
             </w:r>
           </w:p>
         </w:tc>

--- a/Product backlog.docx
+++ b/Product backlog.docx
@@ -127,7 +127,13 @@
           </w:tcPr>
           <w:p>
             <w:r>
-              <w:t>En tant qu’utilisateur, il est nécessaire</w:t>
+              <w:t>En tant qu</w:t>
+            </w:r>
+            <w:r>
+              <w:t>’utilisateur</w:t>
+            </w:r>
+            <w:r>
+              <w:t>, il est nécessaire</w:t>
             </w:r>
             <w:r>
               <w:t xml:space="preserve"> </w:t>
@@ -192,7 +198,13 @@
           </w:tcPr>
           <w:p>
             <w:r>
-              <w:t>En tant qu’utilisateur, je veux consulter, modifier mon profil et changer mon mot de passe afin de gérer mes informations personnelles.</w:t>
+              <w:t>En tant qu</w:t>
+            </w:r>
+            <w:r>
+              <w:t>’utilisateur</w:t>
+            </w:r>
+            <w:r>
+              <w:t>, je veux consulter, modifier mon profil et changer mon mot de passe afin de gérer mes informations personnelles.</w:t>
             </w:r>
           </w:p>
         </w:tc>
@@ -259,7 +271,7 @@
           </w:tcPr>
           <w:p>
             <w:r>
-              <w:t>Moyenne</w:t>
+              <w:t>Haute</w:t>
             </w:r>
           </w:p>
         </w:tc>
@@ -899,7 +911,7 @@
           </w:tcPr>
           <w:p>
             <w:r>
-              <w:t>Haute</w:t>
+              <w:t>Moyenne</w:t>
             </w:r>
           </w:p>
         </w:tc>
@@ -972,7 +984,7 @@
           </w:tcPr>
           <w:p>
             <w:r>
-              <w:t>Haute</w:t>
+              <w:t>Moyenne</w:t>
             </w:r>
           </w:p>
         </w:tc>
@@ -997,7 +1009,19 @@
           </w:tcPr>
           <w:p>
             <w:r>
-              <w:t xml:space="preserve">Gestion des pots </w:t>
+              <w:t>Configurer</w:t>
+            </w:r>
+            <w:r>
+              <w:t xml:space="preserve"> </w:t>
+            </w:r>
+            <w:r>
+              <w:t>l</w:t>
+            </w:r>
+            <w:r>
+              <w:t xml:space="preserve">es pots </w:t>
+            </w:r>
+            <w:r>
+              <w:t>connectés</w:t>
             </w:r>
           </w:p>
         </w:tc>
@@ -1007,7 +1031,10 @@
           </w:tcPr>
           <w:p>
             <w:r>
-              <w:t>US11</w:t>
+              <w:t>US1</w:t>
+            </w:r>
+            <w:r>
+              <w:t>5</w:t>
             </w:r>
           </w:p>
         </w:tc>
@@ -1017,39 +1044,30 @@
           </w:tcPr>
           <w:p>
             <w:r>
-              <w:t xml:space="preserve">En tant que client, je veux consulter les </w:t>
-            </w:r>
-            <w:r>
-              <w:t>paramètres temps</w:t>
-            </w:r>
-            <w:r>
-              <w:t xml:space="preserve"> réel de mon pot connecté (température, </w:t>
+              <w:t>En tant que client, je veux</w:t>
+            </w:r>
+            <w:r>
+              <w:t xml:space="preserve"> connecter mon pot au réseau Wi-Fi afin de permettre sa communication </w:t>
             </w:r>
             <w:r>
               <w:lastRenderedPageBreak/>
-              <w:t xml:space="preserve">humidité sol et humidité air) en déclenchant son irrigation (à distance ou auto). </w:t>
-            </w:r>
-          </w:p>
-          <w:p>
-            <w:r>
-              <w:t xml:space="preserve">En tant </w:t>
-            </w:r>
-            <w:r>
-              <w:t>qu’</w:t>
-            </w:r>
-            <w:r>
-              <w:rPr>
-                <w:rStyle w:val="lev"/>
-                <w:b w:val="0"/>
-                <w:bCs w:val="0"/>
-              </w:rPr>
-              <w:t>admin</w:t>
-            </w:r>
-            <w:r>
-              <w:t>,</w:t>
-            </w:r>
-            <w:r>
-              <w:t xml:space="preserve"> je veux administrer les pots (ouvrir/fermer, supprimer, consulter)</w:t>
+              <w:t>avec la plateforme, modifier les informations du pot (nom du pot, plante associé</w:t>
+            </w:r>
+            <w:r>
+              <w:t xml:space="preserve"> et </w:t>
+            </w:r>
+            <w:r>
+              <w:t>emplacement) et</w:t>
+            </w:r>
+          </w:p>
+          <w:p>
+            <w:proofErr w:type="gramStart"/>
+            <w:r>
+              <w:t>partager</w:t>
+            </w:r>
+            <w:proofErr w:type="gramEnd"/>
+            <w:r>
+              <w:t xml:space="preserve"> l’accès à mon pot avec un autre utilisateur.    </w:t>
             </w:r>
           </w:p>
         </w:tc>
@@ -1086,7 +1104,7 @@
           </w:tcPr>
           <w:p>
             <w:r>
-              <w:t>Recevoir des alertes et recommandations</w:t>
+              <w:t>Consulter les paramètres de la plante</w:t>
             </w:r>
           </w:p>
         </w:tc>
@@ -1096,7 +1114,10 @@
           </w:tcPr>
           <w:p>
             <w:r>
-              <w:t>US12</w:t>
+              <w:t>US1</w:t>
+            </w:r>
+            <w:r>
+              <w:t>6</w:t>
             </w:r>
           </w:p>
         </w:tc>
@@ -1106,18 +1127,12 @@
           </w:tcPr>
           <w:p>
             <w:r>
-              <w:t xml:space="preserve">En tant qu’utilisateur, je veux recevoir des </w:t>
-            </w:r>
-            <w:r>
-              <w:rPr>
-                <w:rStyle w:val="lev"/>
-                <w:b w:val="0"/>
-                <w:bCs w:val="0"/>
-              </w:rPr>
-              <w:t>notifications, alertes et recommandations</w:t>
-            </w:r>
-            <w:r>
-              <w:t xml:space="preserve"> afin de réagir rapidement et améliorer l’entretien de mes plantes</w:t>
+              <w:t>En tant que client, je veux consulter les paramètres de ma plante afin de suivre son état.</w:t>
+            </w:r>
+          </w:p>
+          <w:p>
+            <w:r>
+              <w:t>Je veux visualiser les paramètres en temps réel afin de suivre instantanément l’état de la plante et les paramètres prévisionnels à 15 minutes afin d’anticiper les besoins de la plante.</w:t>
             </w:r>
           </w:p>
         </w:tc>
@@ -1128,7 +1143,7 @@
           </w:tcPr>
           <w:p>
             <w:r>
-              <w:t>Moyenne</w:t>
+              <w:t>Haute</w:t>
             </w:r>
           </w:p>
         </w:tc>
@@ -1153,7 +1168,19 @@
           </w:tcPr>
           <w:p>
             <w:r>
-              <w:t>Reconnaitre et consulter les besoins d’une plante</w:t>
+              <w:t>Recevoir</w:t>
+            </w:r>
+            <w:r>
+              <w:t xml:space="preserve"> les</w:t>
+            </w:r>
+            <w:r>
+              <w:t xml:space="preserve"> alertes et</w:t>
+            </w:r>
+            <w:r>
+              <w:t xml:space="preserve"> les</w:t>
+            </w:r>
+            <w:r>
+              <w:t xml:space="preserve"> recommandations </w:t>
             </w:r>
           </w:p>
         </w:tc>
@@ -1163,7 +1190,7 @@
           </w:tcPr>
           <w:p>
             <w:r>
-              <w:t>US13</w:t>
+              <w:t>US17</w:t>
             </w:r>
           </w:p>
         </w:tc>
@@ -1173,51 +1200,7 @@
           </w:tcPr>
           <w:p>
             <w:r>
-              <w:t xml:space="preserve">En tant que </w:t>
-            </w:r>
-            <w:proofErr w:type="gramStart"/>
-            <w:r>
-              <w:t>client ,</w:t>
-            </w:r>
-            <w:proofErr w:type="gramEnd"/>
-            <w:r>
-              <w:t xml:space="preserve"> je veux </w:t>
-            </w:r>
-            <w:r>
-              <w:rPr>
-                <w:rStyle w:val="lev"/>
-                <w:b w:val="0"/>
-                <w:bCs w:val="0"/>
-              </w:rPr>
-              <w:t>reconnaître une</w:t>
-            </w:r>
-            <w:r>
-              <w:rPr>
-                <w:rStyle w:val="lev"/>
-              </w:rPr>
-              <w:t xml:space="preserve"> </w:t>
-            </w:r>
-            <w:r>
-              <w:rPr>
-                <w:rStyle w:val="lev"/>
-                <w:b w:val="0"/>
-                <w:bCs w:val="0"/>
-              </w:rPr>
-              <w:t>plante via IA</w:t>
-            </w:r>
-            <w:r>
-              <w:t xml:space="preserve"> et </w:t>
-            </w:r>
-            <w:r>
-              <w:rPr>
-                <w:rStyle w:val="lev"/>
-                <w:b w:val="0"/>
-                <w:bCs w:val="0"/>
-              </w:rPr>
-              <w:t>consulter ses besoins</w:t>
-            </w:r>
-            <w:r>
-              <w:t xml:space="preserve"> afin d’optimiser son entretien</w:t>
+              <w:t>En tant que client, je veux recevoir des alertes et recommandations afin de réagir rapidement et optimiser le soin de ma plante.</w:t>
             </w:r>
           </w:p>
         </w:tc>
@@ -1228,7 +1211,7 @@
           </w:tcPr>
           <w:p>
             <w:r>
-              <w:t>Moyenne</w:t>
+              <w:t>Haute</w:t>
             </w:r>
           </w:p>
         </w:tc>
@@ -1253,7 +1236,7 @@
           </w:tcPr>
           <w:p>
             <w:r>
-              <w:t xml:space="preserve">Consulter l’historique et les prédictions des paramètres du pot </w:t>
+              <w:t>Déclencher l’irrigation</w:t>
             </w:r>
           </w:p>
         </w:tc>
@@ -1263,7 +1246,10 @@
           </w:tcPr>
           <w:p>
             <w:r>
-              <w:t>US14</w:t>
+              <w:t>US1</w:t>
+            </w:r>
+            <w:r>
+              <w:t>8</w:t>
             </w:r>
           </w:p>
         </w:tc>
@@ -1273,84 +1259,16 @@
           </w:tcPr>
           <w:p>
             <w:r>
-              <w:t xml:space="preserve">En tant que </w:t>
-            </w:r>
-            <w:proofErr w:type="gramStart"/>
-            <w:r>
-              <w:t>client ,</w:t>
-            </w:r>
-            <w:proofErr w:type="gramEnd"/>
-            <w:r>
-              <w:t xml:space="preserve"> je veux </w:t>
-            </w:r>
-            <w:r>
-              <w:rPr>
-                <w:rStyle w:val="lev"/>
-                <w:b w:val="0"/>
-                <w:bCs w:val="0"/>
-              </w:rPr>
-              <w:t>prédire les valeurs futures</w:t>
-            </w:r>
-            <w:r>
-              <w:rPr>
-                <w:rStyle w:val="lev"/>
-                <w:b w:val="0"/>
-                <w:bCs w:val="0"/>
-              </w:rPr>
-              <w:t xml:space="preserve"> du pot</w:t>
-            </w:r>
-            <w:r>
-              <w:rPr>
-                <w:b/>
-                <w:bCs/>
-              </w:rPr>
-              <w:t xml:space="preserve"> </w:t>
-            </w:r>
-            <w:r>
-              <w:t xml:space="preserve">et </w:t>
-            </w:r>
-            <w:r>
-              <w:rPr>
-                <w:rStyle w:val="lev"/>
-                <w:b w:val="0"/>
-                <w:bCs w:val="0"/>
-              </w:rPr>
-              <w:t xml:space="preserve">consulter </w:t>
-            </w:r>
-            <w:r>
-              <w:rPr>
-                <w:rStyle w:val="lev"/>
-                <w:b w:val="0"/>
-                <w:bCs w:val="0"/>
-              </w:rPr>
-              <w:t>s</w:t>
-            </w:r>
-            <w:r>
-              <w:rPr>
-                <w:rStyle w:val="lev"/>
-                <w:b w:val="0"/>
-                <w:bCs w:val="0"/>
-              </w:rPr>
-              <w:t xml:space="preserve">es </w:t>
-            </w:r>
-            <w:r>
-              <w:rPr>
-                <w:rStyle w:val="lev"/>
-                <w:b w:val="0"/>
-                <w:bCs w:val="0"/>
-              </w:rPr>
-              <w:t>D</w:t>
-            </w:r>
-            <w:r>
-              <w:rPr>
-                <w:rStyle w:val="lev"/>
-                <w:b w:val="0"/>
-                <w:bCs w:val="0"/>
-              </w:rPr>
-              <w:t>ashboard (historique)</w:t>
-            </w:r>
-            <w:r>
-              <w:t xml:space="preserve"> afin de suivre et anticiper l’état de mes plantes</w:t>
+              <w:t xml:space="preserve">En tant que client, </w:t>
+            </w:r>
+            <w:r>
+              <w:t xml:space="preserve">je veux piloter l’irrigation de mes pots connectés via trois modes (à distance, auto, et </w:t>
+            </w:r>
+            <w:r>
+              <w:t>intelligent</w:t>
+            </w:r>
+            <w:r>
+              <w:t>) afin d’adapter automatiquement, manuellement ou intelligemment l’arrosage aux besoins réels de mes plantes.</w:t>
             </w:r>
           </w:p>
         </w:tc>
@@ -1361,7 +1279,7 @@
           </w:tcPr>
           <w:p>
             <w:r>
-              <w:t>Moyenne</w:t>
+              <w:t>Haute</w:t>
             </w:r>
           </w:p>
         </w:tc>
@@ -1376,6 +1294,195 @@
           </w:tcPr>
           <w:p>
             <w:r>
+              <w:t>Sprint 3</w:t>
+            </w:r>
+          </w:p>
+        </w:tc>
+        <w:tc>
+          <w:tcPr>
+            <w:tcW w:w="2410" w:type="dxa"/>
+          </w:tcPr>
+          <w:p>
+            <w:r>
+              <w:t>Consulter</w:t>
+            </w:r>
+            <w:r>
+              <w:t xml:space="preserve"> les tableaux de bord historiques</w:t>
+            </w:r>
+            <w:r>
+              <w:t xml:space="preserve">  </w:t>
+            </w:r>
+          </w:p>
+        </w:tc>
+        <w:tc>
+          <w:tcPr>
+            <w:tcW w:w="993" w:type="dxa"/>
+          </w:tcPr>
+          <w:p>
+            <w:r>
+              <w:t>US1</w:t>
+            </w:r>
+            <w:r>
+              <w:t>9</w:t>
+            </w:r>
+          </w:p>
+        </w:tc>
+        <w:tc>
+          <w:tcPr>
+            <w:tcW w:w="4944" w:type="dxa"/>
+          </w:tcPr>
+          <w:p>
+            <w:r>
+              <w:t xml:space="preserve">En tant que client, je veux </w:t>
+            </w:r>
+            <w:r>
+              <w:t xml:space="preserve">consulter des tableaux de bord historiques affichant l’évolution des paramètres de mes plantes (humidité, température etc..) afin d’analyser leur état dans le temps, suivre les tendances et prendre de meilleures décisions pour leur entretien. </w:t>
+            </w:r>
+          </w:p>
+        </w:tc>
+        <w:tc>
+          <w:tcPr>
+            <w:tcW w:w="1151" w:type="dxa"/>
+            <w:shd w:val="clear" w:color="auto" w:fill="auto"/>
+          </w:tcPr>
+          <w:p>
+            <w:r>
+              <w:t>Haute</w:t>
+            </w:r>
+          </w:p>
+        </w:tc>
+      </w:tr>
+      <w:tr>
+        <w:trPr>
+          <w:trHeight w:val="836"/>
+        </w:trPr>
+        <w:tc>
+          <w:tcPr>
+            <w:tcW w:w="1047" w:type="dxa"/>
+          </w:tcPr>
+          <w:p>
+            <w:r>
+              <w:t>Sprint 3</w:t>
+            </w:r>
+          </w:p>
+        </w:tc>
+        <w:tc>
+          <w:tcPr>
+            <w:tcW w:w="2410" w:type="dxa"/>
+          </w:tcPr>
+          <w:p>
+            <w:r>
+              <w:t>Consulter les besoins d’une plante</w:t>
+            </w:r>
+          </w:p>
+        </w:tc>
+        <w:tc>
+          <w:tcPr>
+            <w:tcW w:w="993" w:type="dxa"/>
+          </w:tcPr>
+          <w:p>
+            <w:r>
+              <w:t>US20</w:t>
+            </w:r>
+          </w:p>
+        </w:tc>
+        <w:tc>
+          <w:tcPr>
+            <w:tcW w:w="4944" w:type="dxa"/>
+          </w:tcPr>
+          <w:p>
+            <w:r>
+              <w:t xml:space="preserve">En tant que client, </w:t>
+            </w:r>
+            <w:r>
+              <w:t>je souhaite identifier une plante via IA à partir d’une photo afin d’obtenir immédiatement ses besoins pour bien l’entretenir.</w:t>
+            </w:r>
+          </w:p>
+        </w:tc>
+        <w:tc>
+          <w:tcPr>
+            <w:tcW w:w="1151" w:type="dxa"/>
+            <w:shd w:val="clear" w:color="auto" w:fill="auto"/>
+          </w:tcPr>
+          <w:p>
+            <w:r>
+              <w:t>Moyenne</w:t>
+            </w:r>
+          </w:p>
+        </w:tc>
+      </w:tr>
+      <w:tr>
+        <w:trPr>
+          <w:trHeight w:val="836"/>
+        </w:trPr>
+        <w:tc>
+          <w:tcPr>
+            <w:tcW w:w="1047" w:type="dxa"/>
+          </w:tcPr>
+          <w:p>
+            <w:r>
+              <w:t>Sprint 3</w:t>
+            </w:r>
+          </w:p>
+        </w:tc>
+        <w:tc>
+          <w:tcPr>
+            <w:tcW w:w="2410" w:type="dxa"/>
+          </w:tcPr>
+          <w:p>
+            <w:r>
+              <w:t>Gérer les pots connectés coté admin</w:t>
+            </w:r>
+          </w:p>
+        </w:tc>
+        <w:tc>
+          <w:tcPr>
+            <w:tcW w:w="993" w:type="dxa"/>
+          </w:tcPr>
+          <w:p>
+            <w:r>
+              <w:t>US21</w:t>
+            </w:r>
+          </w:p>
+        </w:tc>
+        <w:tc>
+          <w:tcPr>
+            <w:tcW w:w="4944" w:type="dxa"/>
+          </w:tcPr>
+          <w:p>
+            <w:r>
+              <w:t xml:space="preserve">En tant que admin, je veux consulter les pots connectés afin de voir leurs informations et </w:t>
+            </w:r>
+            <w:r>
+              <w:t>leur</w:t>
+            </w:r>
+            <w:r>
+              <w:t xml:space="preserve"> état et les supprimer afin de retirer un appareil inutilisé ou défectueux.  </w:t>
+            </w:r>
+          </w:p>
+        </w:tc>
+        <w:tc>
+          <w:tcPr>
+            <w:tcW w:w="1151" w:type="dxa"/>
+            <w:shd w:val="clear" w:color="auto" w:fill="auto"/>
+          </w:tcPr>
+          <w:p>
+            <w:r>
+              <w:t>Moyenne</w:t>
+            </w:r>
+          </w:p>
+        </w:tc>
+      </w:tr>
+      <w:tr>
+        <w:trPr>
+          <w:trHeight w:val="836"/>
+        </w:trPr>
+        <w:tc>
+          <w:tcPr>
+            <w:tcW w:w="1047" w:type="dxa"/>
+          </w:tcPr>
+          <w:p>
+            <w:r>
               <w:t>Sprint 4</w:t>
             </w:r>
           </w:p>
@@ -1399,7 +1506,10 @@
           </w:tcPr>
           <w:p>
             <w:r>
-              <w:t>US16</w:t>
+              <w:t>US</w:t>
+            </w:r>
+            <w:r>
+              <w:t>22</w:t>
             </w:r>
           </w:p>
         </w:tc>
@@ -1563,7 +1673,10 @@
           </w:tcPr>
           <w:p>
             <w:r>
-              <w:t>US17</w:t>
+              <w:t>US</w:t>
+            </w:r>
+            <w:r>
+              <w:t>23</w:t>
             </w:r>
           </w:p>
         </w:tc>
@@ -1655,7 +1768,11 @@
           <w:tcPr>
             <w:tcW w:w="993" w:type="dxa"/>
           </w:tcPr>
-          <w:p/>
+          <w:p>
+            <w:r>
+              <w:t>US24</w:t>
+            </w:r>
+          </w:p>
         </w:tc>
         <w:tc>
           <w:tcPr>
@@ -1728,7 +1845,11 @@
           <w:tcPr>
             <w:tcW w:w="993" w:type="dxa"/>
           </w:tcPr>
-          <w:p/>
+          <w:p>
+            <w:r>
+              <w:t>US25</w:t>
+            </w:r>
+          </w:p>
         </w:tc>
         <w:tc>
           <w:tcPr>
@@ -1801,7 +1922,10 @@
           </w:tcPr>
           <w:p>
             <w:r>
-              <w:t>US3</w:t>
+              <w:t>US</w:t>
+            </w:r>
+            <w:r>
+              <w:t>26</w:t>
             </w:r>
           </w:p>
         </w:tc>
